--- a/Agile-Scrum_TruongAnhDuy_De04.docx
+++ b/Agile-Scrum_TruongAnhDuy_De04.docx
@@ -958,15 +958,7 @@
                 <w:sz w:val="24"/>
                 <w:szCs w:val="24"/>
               </w:rPr>
-              <w:t>, để</w:t>
-            </w:r>
-            <w:r>
-              <w:rPr>
-                <w:rFonts w:ascii="Times New Roman" w:eastAsia="Times New Roman" w:hAnsi="Times New Roman" w:cs="Times New Roman"/>
-                <w:sz w:val="24"/>
-                <w:szCs w:val="24"/>
-              </w:rPr>
-              <w:t xml:space="preserve"> tôi </w:t>
+              <w:t xml:space="preserve">, để tôi </w:t>
             </w:r>
             <w:r>
               <w:rPr>
@@ -1130,47 +1122,15 @@
                 <w:sz w:val="24"/>
                 <w:szCs w:val="24"/>
               </w:rPr>
-              <w:t>Là điều dưỡng, tôi muốn hệ thống t</w:t>
-            </w:r>
-            <w:r>
-              <w:rPr>
-                <w:rFonts w:ascii="Times New Roman" w:eastAsia="Times New Roman" w:hAnsi="Times New Roman" w:cs="Times New Roman"/>
-                <w:sz w:val="24"/>
-                <w:szCs w:val="24"/>
-              </w:rPr>
-              <w:t>ự động cập nhật điểm đánh giá sau thăm khám</w:t>
-            </w:r>
-            <w:r>
-              <w:rPr>
-                <w:rFonts w:ascii="Times New Roman" w:eastAsia="Times New Roman" w:hAnsi="Times New Roman" w:cs="Times New Roman"/>
-                <w:sz w:val="24"/>
-                <w:szCs w:val="24"/>
-              </w:rPr>
-              <w:t>, để</w:t>
-            </w:r>
-            <w:r>
-              <w:rPr>
-                <w:rFonts w:ascii="Times New Roman" w:eastAsia="Times New Roman" w:hAnsi="Times New Roman" w:cs="Times New Roman"/>
-                <w:sz w:val="24"/>
-                <w:szCs w:val="24"/>
-              </w:rPr>
-              <w:t xml:space="preserve"> tôi biết điểm đánh giá của mình</w:t>
-            </w:r>
-            <w:r>
-              <w:rPr>
-                <w:rFonts w:ascii="Times New Roman" w:eastAsia="Times New Roman" w:hAnsi="Times New Roman" w:cs="Times New Roman"/>
-                <w:sz w:val="24"/>
-                <w:szCs w:val="24"/>
-              </w:rPr>
-              <w:t xml:space="preserve"> </w:t>
-            </w:r>
-            <w:r>
-              <w:rPr>
-                <w:rFonts w:ascii="Times New Roman" w:eastAsia="Times New Roman" w:hAnsi="Times New Roman" w:cs="Times New Roman"/>
-                <w:sz w:val="24"/>
-                <w:szCs w:val="24"/>
-              </w:rPr>
-              <w:t>sau khi bệnh nhân đánh giá không quá 3 giây</w:t>
+              <w:t>Là điều dưỡng, tôi muốn hệ thống tự động cập nhật điểm đánh giá sau thăm khám, để tôi biết điểm đánh giá của mình</w:t>
+            </w:r>
+            <w:r>
+              <w:rPr>
+                <w:rFonts w:ascii="Times New Roman" w:eastAsia="Times New Roman" w:hAnsi="Times New Roman" w:cs="Times New Roman"/>
+                <w:sz w:val="24"/>
+                <w:szCs w:val="24"/>
+              </w:rPr>
+              <w:t xml:space="preserve"> sau khi bệnh nhân đánh giá không quá 3 giây</w:t>
             </w:r>
             <w:r>
               <w:rPr>
@@ -1778,23 +1738,7 @@
                 <w:sz w:val="24"/>
                 <w:szCs w:val="24"/>
               </w:rPr>
-              <w:t>Là điều dưỡng, tôi muốn hệ thống tự động cập nhật điểm đánh giá sau thăm khám, để tôi biết điểm đánh giá của mình</w:t>
-            </w:r>
-            <w:r>
-              <w:rPr>
-                <w:rFonts w:ascii="Times New Roman" w:eastAsia="Times New Roman" w:hAnsi="Times New Roman" w:cs="Times New Roman"/>
-                <w:sz w:val="24"/>
-                <w:szCs w:val="24"/>
-              </w:rPr>
-              <w:t xml:space="preserve"> sau khi bệnh nhân đánh giá không quá 3 giây</w:t>
-            </w:r>
-            <w:r>
-              <w:rPr>
-                <w:rFonts w:ascii="Times New Roman" w:eastAsia="Times New Roman" w:hAnsi="Times New Roman" w:cs="Times New Roman"/>
-                <w:sz w:val="24"/>
-                <w:szCs w:val="24"/>
-              </w:rPr>
-              <w:t>.</w:t>
+              <w:t>Là điều dưỡng, tôi muốn hệ thống tự động cập nhật điểm đánh giá sau thăm khám, để tôi biết điểm đánh giá của mình sau khi bệnh nhân đánh giá không quá 3 giây.</w:t>
             </w:r>
           </w:p>
         </w:tc>
@@ -4248,23 +4192,7 @@
                 <w:sz w:val="24"/>
                 <w:szCs w:val="24"/>
               </w:rPr>
-              <w:t xml:space="preserve">- </w:t>
-            </w:r>
-            <w:r>
-              <w:rPr>
-                <w:rFonts w:ascii="Times New Roman" w:eastAsia="Times New Roman" w:hAnsi="Times New Roman" w:cs="Times New Roman"/>
-                <w:sz w:val="24"/>
-                <w:szCs w:val="24"/>
-              </w:rPr>
-              <w:t>Capacity Sprint 4</w:t>
-            </w:r>
-            <w:r>
-              <w:rPr>
-                <w:rFonts w:ascii="Times New Roman" w:eastAsia="Times New Roman" w:hAnsi="Times New Roman" w:cs="Times New Roman"/>
-                <w:sz w:val="24"/>
-                <w:szCs w:val="24"/>
-              </w:rPr>
-              <w:t>:</w:t>
+              <w:t>- Capacity Sprint 4:</w:t>
             </w:r>
           </w:p>
           <w:p>
@@ -4524,6 +4452,14 @@
               </w:rPr>
               <w:t xml:space="preserve">- Tổng SP: </w:t>
             </w:r>
+            <w:r>
+              <w:rPr>
+                <w:rFonts w:ascii="Times New Roman" w:eastAsia="Times New Roman" w:hAnsi="Times New Roman" w:cs="Times New Roman"/>
+                <w:sz w:val="24"/>
+                <w:szCs w:val="24"/>
+              </w:rPr>
+              <w:t>21 SP</w:t>
+            </w:r>
           </w:p>
         </w:tc>
       </w:tr>
@@ -4592,6 +4528,14 @@
                 <w:szCs w:val="24"/>
               </w:rPr>
             </w:pPr>
+            <w:r>
+              <w:rPr>
+                <w:rFonts w:ascii="Times New Roman" w:eastAsia="Times New Roman" w:hAnsi="Times New Roman" w:cs="Times New Roman"/>
+                <w:sz w:val="24"/>
+                <w:szCs w:val="24"/>
+              </w:rPr>
+              <w:t>Hoàn thiện tính năng đăng nhập bảo mật và luồng tiếp nhận, xử lý, cập nhật kết quả ca thăm khám cơ bản dành cho điều dưỡng.</w:t>
+            </w:r>
           </w:p>
         </w:tc>
       </w:tr>
@@ -4821,6 +4765,14 @@
                 <w:szCs w:val="24"/>
               </w:rPr>
             </w:pPr>
+            <w:r>
+              <w:rPr>
+                <w:rFonts w:ascii="Times New Roman" w:eastAsia="Times New Roman" w:hAnsi="Times New Roman" w:cs="Times New Roman"/>
+                <w:sz w:val="24"/>
+                <w:szCs w:val="24"/>
+              </w:rPr>
+              <w:t>Giao diện phiếu thăm khám</w:t>
+            </w:r>
           </w:p>
         </w:tc>
         <w:tc>
@@ -4849,6 +4801,14 @@
                 <w:szCs w:val="24"/>
               </w:rPr>
             </w:pPr>
+            <w:r>
+              <w:rPr>
+                <w:rFonts w:ascii="Times New Roman" w:eastAsia="Times New Roman" w:hAnsi="Times New Roman" w:cs="Times New Roman"/>
+                <w:sz w:val="24"/>
+                <w:szCs w:val="24"/>
+              </w:rPr>
+              <w:t>UI/UX</w:t>
+            </w:r>
           </w:p>
         </w:tc>
         <w:tc>
@@ -4877,6 +4837,14 @@
                 <w:szCs w:val="24"/>
               </w:rPr>
             </w:pPr>
+            <w:r>
+              <w:rPr>
+                <w:rFonts w:ascii="Times New Roman" w:eastAsia="Times New Roman" w:hAnsi="Times New Roman" w:cs="Times New Roman"/>
+                <w:sz w:val="24"/>
+                <w:szCs w:val="24"/>
+              </w:rPr>
+              <w:t>3</w:t>
+            </w:r>
           </w:p>
         </w:tc>
       </w:tr>
@@ -4910,6 +4878,14 @@
                 <w:szCs w:val="24"/>
               </w:rPr>
             </w:pPr>
+            <w:r>
+              <w:rPr>
+                <w:rFonts w:ascii="Times New Roman" w:eastAsia="Times New Roman" w:hAnsi="Times New Roman" w:cs="Times New Roman"/>
+                <w:sz w:val="24"/>
+                <w:szCs w:val="24"/>
+              </w:rPr>
+              <w:t>Cơ sở dữ liệu: điều dưỡng, bệnh nhân, phiếu thăm khám</w:t>
+            </w:r>
           </w:p>
         </w:tc>
         <w:tc>
@@ -4938,6 +4914,14 @@
                 <w:szCs w:val="24"/>
               </w:rPr>
             </w:pPr>
+            <w:r>
+              <w:rPr>
+                <w:rFonts w:ascii="Times New Roman" w:eastAsia="Times New Roman" w:hAnsi="Times New Roman" w:cs="Times New Roman"/>
+                <w:sz w:val="24"/>
+                <w:szCs w:val="24"/>
+              </w:rPr>
+              <w:t>Database</w:t>
+            </w:r>
           </w:p>
         </w:tc>
         <w:tc>
@@ -4966,6 +4950,14 @@
                 <w:szCs w:val="24"/>
               </w:rPr>
             </w:pPr>
+            <w:r>
+              <w:rPr>
+                <w:rFonts w:ascii="Times New Roman" w:eastAsia="Times New Roman" w:hAnsi="Times New Roman" w:cs="Times New Roman"/>
+                <w:sz w:val="24"/>
+                <w:szCs w:val="24"/>
+              </w:rPr>
+              <w:t>3</w:t>
+            </w:r>
           </w:p>
         </w:tc>
       </w:tr>
@@ -4999,6 +4991,14 @@
                 <w:szCs w:val="24"/>
               </w:rPr>
             </w:pPr>
+            <w:r>
+              <w:rPr>
+                <w:rFonts w:ascii="Times New Roman" w:eastAsia="Times New Roman" w:hAnsi="Times New Roman" w:cs="Times New Roman"/>
+                <w:sz w:val="24"/>
+                <w:szCs w:val="24"/>
+              </w:rPr>
+              <w:t>Thử phiệm chức năng</w:t>
+            </w:r>
           </w:p>
         </w:tc>
         <w:tc>
@@ -5027,6 +5027,14 @@
                 <w:szCs w:val="24"/>
               </w:rPr>
             </w:pPr>
+            <w:r>
+              <w:rPr>
+                <w:rFonts w:ascii="Times New Roman" w:eastAsia="Times New Roman" w:hAnsi="Times New Roman" w:cs="Times New Roman"/>
+                <w:sz w:val="24"/>
+                <w:szCs w:val="24"/>
+              </w:rPr>
+              <w:t>Testing</w:t>
+            </w:r>
           </w:p>
         </w:tc>
         <w:tc>
@@ -5055,6 +5063,14 @@
                 <w:szCs w:val="24"/>
               </w:rPr>
             </w:pPr>
+            <w:r>
+              <w:rPr>
+                <w:rFonts w:ascii="Times New Roman" w:eastAsia="Times New Roman" w:hAnsi="Times New Roman" w:cs="Times New Roman"/>
+                <w:sz w:val="24"/>
+                <w:szCs w:val="24"/>
+              </w:rPr>
+              <w:t>5</w:t>
+            </w:r>
           </w:p>
         </w:tc>
       </w:tr>
@@ -5155,6 +5171,14 @@
                 <w:szCs w:val="24"/>
               </w:rPr>
             </w:pPr>
+            <w:r>
+              <w:rPr>
+                <w:rFonts w:ascii="Times New Roman" w:eastAsia="Times New Roman" w:hAnsi="Times New Roman" w:cs="Times New Roman"/>
+                <w:sz w:val="24"/>
+                <w:szCs w:val="24"/>
+              </w:rPr>
+              <w:t>11</w:t>
+            </w:r>
           </w:p>
         </w:tc>
       </w:tr>
@@ -5377,6 +5401,90 @@
                 <w:szCs w:val="24"/>
               </w:rPr>
             </w:pPr>
+            <w:r>
+              <w:rPr>
+                <w:rFonts w:ascii="Times New Roman" w:eastAsia="Times New Roman" w:hAnsi="Times New Roman" w:cs="Times New Roman"/>
+                <w:sz w:val="24"/>
+                <w:szCs w:val="24"/>
+              </w:rPr>
+              <w:t>Thực tế: 23 SP</w:t>
+            </w:r>
+          </w:p>
+          <w:p>
+            <w:pPr>
+              <w:pBdr>
+                <w:top w:val="nil"/>
+                <w:left w:val="nil"/>
+                <w:bottom w:val="nil"/>
+                <w:right w:val="nil"/>
+                <w:between w:val="nil"/>
+              </w:pBdr>
+              <w:spacing w:line="276" w:lineRule="auto"/>
+              <w:rPr>
+                <w:rFonts w:ascii="Times New Roman" w:eastAsia="Times New Roman" w:hAnsi="Times New Roman" w:cs="Times New Roman"/>
+                <w:sz w:val="24"/>
+                <w:szCs w:val="24"/>
+              </w:rPr>
+            </w:pPr>
+            <w:r>
+              <w:rPr>
+                <w:rFonts w:ascii="Times New Roman" w:eastAsia="Times New Roman" w:hAnsi="Times New Roman" w:cs="Times New Roman"/>
+                <w:sz w:val="24"/>
+                <w:szCs w:val="24"/>
+              </w:rPr>
+              <w:t>Lí tưởng: 15,6 SP</w:t>
+            </w:r>
+          </w:p>
+          <w:p>
+            <w:pPr>
+              <w:pBdr>
+                <w:top w:val="nil"/>
+                <w:left w:val="nil"/>
+                <w:bottom w:val="nil"/>
+                <w:right w:val="nil"/>
+                <w:between w:val="nil"/>
+              </w:pBdr>
+              <w:spacing w:line="276" w:lineRule="auto"/>
+              <w:rPr>
+                <w:rFonts w:ascii="Times New Roman" w:eastAsia="Times New Roman" w:hAnsi="Times New Roman" w:cs="Times New Roman"/>
+                <w:sz w:val="24"/>
+                <w:szCs w:val="24"/>
+              </w:rPr>
+            </w:pPr>
+            <w:r>
+              <w:rPr>
+                <w:rFonts w:ascii="Times New Roman" w:eastAsia="Times New Roman" w:hAnsi="Times New Roman" w:cs="Times New Roman"/>
+                <w:sz w:val="24"/>
+                <w:szCs w:val="24"/>
+              </w:rPr>
+              <w:t>Chênh lệch: 7,4 SP</w:t>
+            </w:r>
+          </w:p>
+          <w:p>
+            <w:pPr>
+              <w:pBdr>
+                <w:top w:val="nil"/>
+                <w:left w:val="nil"/>
+                <w:bottom w:val="nil"/>
+                <w:right w:val="nil"/>
+                <w:between w:val="nil"/>
+              </w:pBdr>
+              <w:spacing w:line="276" w:lineRule="auto"/>
+              <w:rPr>
+                <w:rFonts w:ascii="Times New Roman" w:eastAsia="Times New Roman" w:hAnsi="Times New Roman" w:cs="Times New Roman"/>
+                <w:sz w:val="24"/>
+                <w:szCs w:val="24"/>
+              </w:rPr>
+            </w:pPr>
+            <w:r>
+              <w:rPr>
+                <w:rFonts w:ascii="Times New Roman" w:eastAsia="Times New Roman" w:hAnsi="Times New Roman" w:cs="Times New Roman"/>
+                <w:sz w:val="24"/>
+                <w:szCs w:val="24"/>
+              </w:rPr>
+              <w:lastRenderedPageBreak/>
+              <w:t>Kết luận: Behind Schedule</w:t>
+            </w:r>
           </w:p>
         </w:tc>
       </w:tr>
@@ -5446,6 +5554,38 @@
                 <w:szCs w:val="24"/>
               </w:rPr>
             </w:pPr>
+            <w:r>
+              <w:rPr>
+                <w:rFonts w:ascii="Times New Roman" w:eastAsia="Times New Roman" w:hAnsi="Times New Roman" w:cs="Times New Roman"/>
+                <w:sz w:val="24"/>
+                <w:szCs w:val="24"/>
+              </w:rPr>
+              <w:t>Gộp 2 ngày rồi báo cáo SP</w:t>
+            </w:r>
+            <w:r>
+              <w:rPr>
+                <w:rFonts w:ascii="Times New Roman" w:eastAsia="Times New Roman" w:hAnsi="Times New Roman" w:cs="Times New Roman"/>
+                <w:sz w:val="24"/>
+                <w:szCs w:val="24"/>
+              </w:rPr>
+              <w:t xml:space="preserve"> 1 lần thay vì báo cáo mỗi ngày. </w:t>
+            </w:r>
+            <w:r>
+              <w:rPr>
+                <w:rFonts w:ascii="Times New Roman" w:eastAsia="Times New Roman" w:hAnsi="Times New Roman" w:cs="Times New Roman"/>
+                <w:sz w:val="24"/>
+                <w:szCs w:val="24"/>
+              </w:rPr>
+              <w:t>Rủi ro: không kịp xử lý n</w:t>
+            </w:r>
+            <w:r>
+              <w:rPr>
+                <w:rFonts w:ascii="Times New Roman" w:eastAsia="Times New Roman" w:hAnsi="Times New Roman" w:cs="Times New Roman"/>
+                <w:sz w:val="24"/>
+                <w:szCs w:val="24"/>
+              </w:rPr>
+              <w:t>ếu phát sinh vấn đề.</w:t>
+            </w:r>
           </w:p>
         </w:tc>
       </w:tr>

--- a/Agile-Scrum_TruongAnhDuy_De04.docx
+++ b/Agile-Scrum_TruongAnhDuy_De04.docx
@@ -382,6 +382,14 @@
                 <w:szCs w:val="24"/>
               </w:rPr>
             </w:pPr>
+            <w:r>
+              <w:rPr>
+                <w:rFonts w:ascii="Times New Roman" w:eastAsia="Times New Roman" w:hAnsi="Times New Roman" w:cs="Times New Roman"/>
+                <w:sz w:val="24"/>
+                <w:szCs w:val="24"/>
+              </w:rPr>
+              <w:t>HCM-KS25-</w:t>
+            </w:r>
             <w:r>
               <w:rPr>
                 <w:rFonts w:ascii="Times New Roman" w:eastAsia="Times New Roman" w:hAnsi="Times New Roman" w:cs="Times New Roman"/>
